--- a/policies/build/sop_record_masters/AAC/SOP_AAC.2.a_registration_admission.docx
+++ b/policies/build/sop_record_masters/AAC/SOP_AAC.2.a_registration_admission.docx
@@ -9,7 +9,7 @@
     </w:p>
     <w:p>
       <w:r>
-        <w:t>Patient Registration and Admission</w:t>
+        <w:t>Patient Registration, Identification and Admission</w:t>
       </w:r>
     </w:p>
     <w:p>
@@ -42,7 +42,7 @@
           </w:p>
           <w:p>
             <w:r>
-              <w:t>This SOP explains how «Hospital Name» registers and admits patients. If you're new to this SOP: a unique identifier at first registration is not optional — every downstream record depends on it being right from the start.</w:t>
+              <w:t>This SOP explains how «Hospital Name» registers and admits every patient, including one with no ID and one the hospital cannot actually treat. If you're new to this SOP: an unidentified patient is registered immediately with a temporary descriptive identifier — registration is never held up waiting for identity — and an emergency is always stabilised before anyone asks whether the hospital can accept the case.</w:t>
             </w:r>
           </w:p>
         </w:tc>
@@ -208,7 +208,7 @@
     </w:p>
     <w:p>
       <w:r>
-        <w:t>This SOP sets out how «Hospital Name» registers and admits patients through a consistent, documented mechanism, so every patient entering care is uniquely identified and their admission is properly recorded from the first point of contact.</w:t>
+        <w:t>This SOP sets out how «Hospital Name» registers and admits every patient — including an unidentified patient — through a consistent, documented mechanism, so every patient is uniquely and correctly identified, a non-emergency admission is accepted only when the organisation can actually provide the needed service, and an emergency admission is never delayed for that decision.</w:t>
       </w:r>
     </w:p>
     <w:p>
@@ -221,7 +221,7 @@
     </w:p>
     <w:p>
       <w:r>
-        <w:t>This SOP applies to registration and admission staff, and to every patient presenting for out-patient, day-care or in-patient services at «Hospital Name».</w:t>
+        <w:t>This SOP applies to every registration and admission point — front office, OPD registration, emergency, day-care and in-patient admission desks — and to every patient presenting at «Hospital Name», identified or not.</w:t>
       </w:r>
     </w:p>
     <w:p>
@@ -240,7 +240,7 @@
         <w:t xml:space="preserve">Registration Staff: </w:t>
       </w:r>
       <w:r>
-        <w:t>register every patient with a unique identifier and capture the required demographic and clinical details.</w:t>
+        <w:t>verify patient identity using at least two identifiers, register every patient including unidentified ones, and check the scope-of-service register before accepting a non-emergency patient.</w:t>
       </w:r>
     </w:p>
     <w:p>
@@ -248,10 +248,21 @@
         <w:rPr>
           <w:b/>
         </w:rPr>
-        <w:t xml:space="preserve">Medical Superintendent: </w:t>
+        <w:t xml:space="preserve">Treating Clinician: </w:t>
       </w:r>
       <w:r>
-        <w:t>ensures the registration/admission mechanism is followed consistently and audited periodically.</w:t>
+        <w:t>authorises every admission, begins emergency treatment before any acceptance decision, and decides acceptance only after stabilisation.</w:t>
+      </w:r>
+    </w:p>
+    <w:p>
+      <w:r>
+        <w:rPr>
+          <w:b/>
+        </w:rPr>
+        <w:t xml:space="preserve">Medical Records: </w:t>
+      </w:r>
+      <w:r>
+        <w:t>maintains the unique-number master index, runs the periodic duplicate-number check, and reconciles a temporary unidentified-patient entry once identity is confirmed.</w:t>
       </w:r>
     </w:p>
     <w:p>
@@ -267,7 +278,7 @@
         <w:pStyle w:val="Heading2"/>
       </w:pPr>
       <w:r>
-        <w:t>4.1 Register the patient</w:t>
+        <w:t>4.1 Register the patient, including an unidentified patient</w:t>
       </w:r>
     </w:p>
     <w:p>
@@ -278,17 +289,56 @@
         <w:t xml:space="preserve">Why this step matters: </w:t>
       </w:r>
       <w:r>
-        <w:t>Two patients sharing one loosely-kept record is how the wrong result ends up in the wrong file — a unique identifier assigned at first contact is what prevents that from the outset.</w:t>
+        <w:t>Two patients sharing one loosely-kept record is how the wrong result ends up in the wrong file, and a patient who arrives unable to state their name cannot simply be left unregistered until someone identifies them — both failure modes are closed by this step.</w:t>
       </w:r>
     </w:p>
     <w:p>
       <w:r>
-        <w:t>1. Every patient is assigned a unique identification number at first registration.</w:t>
+        <w:t>1. Identity is verified using a government photo ID where available, or at least two identifiers stated by the patient or an accompanying person (e.g. name and date of birth).</w:t>
       </w:r>
     </w:p>
     <w:p>
       <w:r>
-        <w:t>2. Demographic details, contact information and the reason for the visit are captured at registration. (Record 1)</w:t>
+        <w:t>2. For an unidentified patient (found unconscious, no ID, brought in by police or a bystander), registration proceeds using a temporary descriptive identifier (e.g. 'Unknown Male, approx. 40 yrs, brought by police') — registration is never withheld or delayed waiting for identity to be established.</w:t>
+      </w:r>
+    </w:p>
+    <w:p>
+      <w:r>
+        <w:t>3. Once the patient's real identity becomes known, Medical Records updates the record and cross-references it to the unique number already issued, rather than issuing a second number.</w:t>
+      </w:r>
+    </w:p>
+    <w:p>
+      <w:r>
+        <w:t>4. General consent for treatment is obtained at the point of entry, and its scope is explained to the patient or family before proceeding. (Record 1)</w:t>
+      </w:r>
+    </w:p>
+    <w:p>
+      <w:r>
+        <w:rPr>
+          <w:b/>
+          <w:i/>
+        </w:rPr>
+        <w:t xml:space="preserve">Technical source(s) for these steps: </w:t>
+      </w:r>
+    </w:p>
+    <w:p>
+      <w:pPr>
+        <w:pStyle w:val="ListParagraph"/>
+      </w:pPr>
+      <w:r>
+        <w:t xml:space="preserve">The Joint Commission. (2025). </w:t>
+      </w:r>
+      <w:hyperlink r:id="rId9">
+        <w:r>
+          <w:rPr>
+            <w:color w:val="0563C1"/>
+            <w:u w:val="single"/>
+          </w:rPr>
+          <w:t>National Patient Safety Goals, Goal 1 (NPSG.01.01.01 — use at least two patient identifiers)</w:t>
+        </w:r>
+      </w:hyperlink>
+      <w:r>
+        <w:t>. Referenced as an external benchmark for patient-identification practice; SHCO accreditation does not itself require Joint Commission accreditation.</w:t>
       </w:r>
     </w:p>
     <w:p>
@@ -296,7 +346,7 @@
         <w:pStyle w:val="Heading2"/>
       </w:pPr>
       <w:r>
-        <w:t>4.2 Admit for in-patient or day-care services</w:t>
+        <w:t>4.2 Assign and protect the unique identification number</w:t>
       </w:r>
     </w:p>
     <w:p>
@@ -307,17 +357,85 @@
         <w:t xml:space="preserve">Why this step matters: </w:t>
       </w:r>
       <w:r>
-        <w:t>An admission that skips formal documentation leaves no record of who authorised it or on what clinical basis — that gap is exactly what this step closes.</w:t>
+        <w:t>A patient who already has a hospital record but is issued a second number on a later visit ends up with their history split across two files — exactly the kind of gap that produces a wrong-result or wrong-treatment error later.</w:t>
       </w:r>
     </w:p>
     <w:p>
       <w:r>
-        <w:t>1. Admission is authorised by the treating clinician and documented with the admission date, time, provisional diagnosis and admitting department.</w:t>
+        <w:t>1. At the end of a patient's first-ever registration with the hospital, one unique identification number is generated.</w:t>
       </w:r>
     </w:p>
     <w:p>
       <w:r>
-        <w:t>2. The patient or their attendant is given the organisation's admission information (visiting hours, facilities, relevant policies). (Record 1)</w:t>
+        <w:t>2. Before issuing a new number, the master index is searched by name, date of birth and other identifiers to confirm the patient does not already have one.</w:t>
+      </w:r>
+    </w:p>
+    <w:p>
+      <w:r>
+        <w:t>3. A later visit may create an additional visit/encounter number, but it is linked to the existing unique number, never a replacement for it.</w:t>
+      </w:r>
+    </w:p>
+    <w:p>
+      <w:r>
+        <w:t>4. Medical Records runs a duplicate-number check periodically and logs the result. (Record 2-3)</w:t>
+      </w:r>
+    </w:p>
+    <w:p>
+      <w:pPr>
+        <w:pStyle w:val="Heading2"/>
+      </w:pPr>
+      <w:r>
+        <w:t>4.3 Confirm the service can be provided before accepting a non-emergency patient</w:t>
+      </w:r>
+    </w:p>
+    <w:p>
+      <w:r>
+        <w:rPr>
+          <w:b/>
+        </w:rPr>
+        <w:t xml:space="preserve">Why this step matters: </w:t>
+      </w:r>
+      <w:r>
+        <w:t>Accepting a non-emergency patient the organisation cannot actually treat just moves the problem downstream to a worse moment — checking capability at the door is what prevents that.</w:t>
+      </w:r>
+    </w:p>
+    <w:p>
+      <w:r>
+        <w:t>1. Before accepting a non-emergency patient, registration staff check the current department scope-of-service register (AAC.1.c) to confirm the required service is available.</w:t>
+      </w:r>
+    </w:p>
+    <w:p>
+      <w:r>
+        <w:t>2. If the required service is not available, the patient is not accepted; the presentation, the reason, and the advice or referral given are logged. (Record 4)</w:t>
+      </w:r>
+    </w:p>
+    <w:p>
+      <w:pPr>
+        <w:pStyle w:val="Heading2"/>
+      </w:pPr>
+      <w:r>
+        <w:t>4.4 Never delay emergency care for the acceptance decision</w:t>
+      </w:r>
+    </w:p>
+    <w:p>
+      <w:r>
+        <w:rPr>
+          <w:b/>
+        </w:rPr>
+        <w:t xml:space="preserve">Why this step matters: </w:t>
+      </w:r>
+      <w:r>
+        <w:t>Checking whether the hospital 'can accept' an emergency patient before starting treatment gets the sequence backwards — stabilise first, decide after, every time.</w:t>
+      </w:r>
+    </w:p>
+    <w:p>
+      <w:r>
+        <w:t>1. For an emergency presentation, life-saving treatment begins immediately; the acceptance decision is made only after the patient is stabilised, never before.</w:t>
+      </w:r>
+    </w:p>
+    <w:p>
+      <w:r>
+        <w:t>2. If, after stabilisation, the hospital cannot continue care, the patient is transferred per the Transfer-In, Transfer-Out and Referral SOP (AAC.2.f). (Record 1)</w:t>
       </w:r>
     </w:p>
     <w:p>
@@ -330,7 +448,7 @@
     </w:p>
     <w:p>
       <w:r>
-        <w:t>This SOP produces and maintains Records 1 (see the AAC.2 Records folder).</w:t>
+        <w:t>This SOP produces and maintains Records 1-4 (see the AAC.2 Records folder).</w:t>
       </w:r>
     </w:p>
     <w:p>
@@ -347,6 +465,22 @@
       </w:pPr>
       <w:r>
         <w:t>Policy on Access, Registration, Admission and Continuity of Care (AAC.2) — this SOP operationalises step 5.1</w:t>
+      </w:r>
+    </w:p>
+    <w:p>
+      <w:pPr>
+        <w:pStyle w:val="ListParagraph"/>
+      </w:pPr>
+      <w:r>
+        <w:t>Required Records — AAC.1.c, Service Scope Register (see AAC.1 Records folder)</w:t>
+      </w:r>
+    </w:p>
+    <w:p>
+      <w:pPr>
+        <w:pStyle w:val="ListParagraph"/>
+      </w:pPr>
+      <w:r>
+        <w:t>SOP — Transfer-In, Transfer-Out and Referral of Patients (AAC.2.f)</w:t>
       </w:r>
     </w:p>
     <w:p>
@@ -372,7 +506,7 @@
       <w:r>
         <w:t xml:space="preserve">National Accreditation Board for Hospitals and Healthcare Providers. (2022). Standards for Small Healthcare Organisations (3rd ed.). </w:t>
       </w:r>
-      <w:hyperlink r:id="rId9">
+      <w:hyperlink r:id="rId10">
         <w:r>
           <w:rPr>
             <w:color w:val="0563C1"/>
@@ -395,7 +529,7 @@
     </w:p>
     <w:p>
       <w:r>
-        <w:t>This SOP is reviewed at least annually by the Quality Coordinator together with the Medical Superintendent, and sooner if a registration error recurs.</w:t>
+        <w:t>This SOP is reviewed at least annually by the Quality Coordinator together with the Medical Superintendent, and sooner if a registration error, duplicate-number case, or non-acceptance complaint recurs.</w:t>
       </w:r>
     </w:p>
     <w:sectPr>

--- a/policies/build/sop_record_masters/AAC/SOP_AAC.2.a_registration_admission.docx
+++ b/policies/build/sop_record_masters/AAC/SOP_AAC.2.a_registration_admission.docx
@@ -324,6 +324,7 @@
     <w:p>
       <w:pPr>
         <w:pStyle w:val="ListParagraph"/>
+        <w:spacing w:after="200" w:before="40"/>
       </w:pPr>
       <w:r>
         <w:t xml:space="preserve">The Joint Commission. (2025). </w:t>
@@ -502,6 +503,7 @@
     <w:p>
       <w:pPr>
         <w:pStyle w:val="ListParagraph"/>
+        <w:spacing w:after="200" w:before="40"/>
       </w:pPr>
       <w:r>
         <w:t xml:space="preserve">National Accreditation Board for Hospitals and Healthcare Providers. (2022). Standards for Small Healthcare Organisations (3rd ed.). </w:t>

--- a/policies/build/sop_record_masters/AAC/SOP_AAC.2.a_registration_admission.docx
+++ b/policies/build/sop_record_masters/AAC/SOP_AAC.2.a_registration_admission.docx
@@ -324,10 +324,11 @@
     <w:p>
       <w:pPr>
         <w:pStyle w:val="ListParagraph"/>
-        <w:spacing w:after="200" w:before="40"/>
+        <w:spacing w:after="240" w:before="80"/>
+        <w:contextualSpacing w:val="0"/>
       </w:pPr>
       <w:r>
-        <w:t xml:space="preserve">The Joint Commission. (2025). </w:t>
+        <w:t xml:space="preserve">• The Joint Commission. (2025). </w:t>
       </w:r>
       <w:hyperlink r:id="rId9">
         <w:r>
@@ -503,10 +504,11 @@
     <w:p>
       <w:pPr>
         <w:pStyle w:val="ListParagraph"/>
-        <w:spacing w:after="200" w:before="40"/>
+        <w:spacing w:after="240" w:before="80"/>
+        <w:contextualSpacing w:val="0"/>
       </w:pPr>
       <w:r>
-        <w:t xml:space="preserve">National Accreditation Board for Hospitals and Healthcare Providers. (2022). Standards for Small Healthcare Organisations (3rd ed.). </w:t>
+        <w:t xml:space="preserve">• National Accreditation Board for Hospitals and Healthcare Providers. (2022). Standards for Small Healthcare Organisations (3rd ed.). </w:t>
       </w:r>
       <w:hyperlink r:id="rId10">
         <w:r>

--- a/policies/build/sop_record_masters/AAC/SOP_AAC.2.a_registration_admission.docx
+++ b/policies/build/sop_record_masters/AAC/SOP_AAC.2.a_registration_admission.docx
@@ -14,40 +14,9 @@
     </w:p>
     <w:p>
       <w:r>
-        <w:t>«Hospital Name» — Supports AAC.2.a</w:t>
+        <w:t>«Hospital Name» — SOP-AAC.2.a — Version 1.0</w:t>
       </w:r>
     </w:p>
-    <w:p/>
-    <w:tbl>
-      <w:tblPr>
-        <w:tblStyle w:val="TableGrid"/>
-        <w:tblW w:type="auto" w:w="0"/>
-        <w:tblLook w:firstColumn="1" w:firstRow="1" w:lastColumn="0" w:lastRow="0" w:noHBand="0" w:noVBand="1" w:val="04A0"/>
-      </w:tblPr>
-      <w:tblGrid>
-        <w:gridCol w:w="8640"/>
-      </w:tblGrid>
-      <w:tr>
-        <w:tc>
-          <w:tcPr>
-            <w:tcW w:type="dxa" w:w="8640"/>
-          </w:tcPr>
-          <w:p>
-            <w:r>
-              <w:rPr>
-                <w:b/>
-              </w:rPr>
-              <w:t>Why does this SOP exist? (read this first if you're new)</w:t>
-            </w:r>
-          </w:p>
-          <w:p>
-            <w:r>
-              <w:t>This SOP explains how «Hospital Name» registers and admits every patient, including one with no ID and one the hospital cannot actually treat. If you're new to this SOP: an unidentified patient is registered immediately with a temporary descriptive identifier — registration is never held up waiting for identity — and an emergency is always stabilised before anyone asks whether the hospital can accept the case.</w:t>
-            </w:r>
-          </w:p>
-        </w:tc>
-      </w:tr>
-    </w:tbl>
     <w:p/>
     <w:tbl>
       <w:tblPr>
@@ -62,9 +31,6 @@
         <w:gridCol w:w="2160"/>
       </w:tblGrid>
       <w:tr>
-        <w:trPr>
-          <w:cantSplit/>
-        </w:trPr>
         <w:tc>
           <w:tcPr>
             <w:tcW w:type="dxa" w:w="2160"/>
@@ -81,7 +47,7 @@
           </w:tcPr>
           <w:p>
             <w:r>
-              <w:t>«Hospital to define»</w:t>
+              <w:t>SOP-AAC.2.a</w:t>
             </w:r>
           </w:p>
         </w:tc>
@@ -107,9 +73,6 @@
         </w:tc>
       </w:tr>
       <w:tr>
-        <w:trPr>
-          <w:cantSplit/>
-        </w:trPr>
         <w:tc>
           <w:tcPr>
             <w:tcW w:type="dxa" w:w="2160"/>
@@ -151,51 +114,6 @@
           </w:p>
         </w:tc>
       </w:tr>
-      <w:tr>
-        <w:trPr>
-          <w:cantSplit/>
-        </w:trPr>
-        <w:tc>
-          <w:tcPr>
-            <w:tcW w:type="dxa" w:w="2160"/>
-          </w:tcPr>
-          <w:p>
-            <w:r>
-              <w:t>Prepared By</w:t>
-            </w:r>
-          </w:p>
-        </w:tc>
-        <w:tc>
-          <w:tcPr>
-            <w:tcW w:type="dxa" w:w="2160"/>
-          </w:tcPr>
-          <w:p>
-            <w:r>
-              <w:t>Quality Coordinator   Name: ________   Signature: ________</w:t>
-            </w:r>
-          </w:p>
-        </w:tc>
-        <w:tc>
-          <w:tcPr>
-            <w:tcW w:type="dxa" w:w="2160"/>
-          </w:tcPr>
-          <w:p>
-            <w:r>
-              <w:t>Approved By</w:t>
-            </w:r>
-          </w:p>
-        </w:tc>
-        <w:tc>
-          <w:tcPr>
-            <w:tcW w:type="dxa" w:w="2160"/>
-          </w:tcPr>
-          <w:p>
-            <w:r>
-              <w:t>Medical Superintendent   Name: ________   Signature: ________</w:t>
-            </w:r>
-          </w:p>
-        </w:tc>
-      </w:tr>
     </w:tbl>
     <w:p/>
     <w:p>
@@ -206,9 +124,78 @@
         <w:t>1. Purpose</w:t>
       </w:r>
     </w:p>
+    <w:tbl>
+      <w:tblPr>
+        <w:tblStyle w:val="TableGrid"/>
+        <w:tblW w:type="auto" w:w="0"/>
+        <w:tblLook w:firstColumn="1" w:firstRow="1" w:lastColumn="0" w:lastRow="0" w:noHBand="0" w:noVBand="1" w:val="04A0"/>
+      </w:tblPr>
+      <w:tblGrid>
+        <w:gridCol w:w="8640"/>
+      </w:tblGrid>
+      <w:tr>
+        <w:tc>
+          <w:tcPr>
+            <w:tcW w:type="dxa" w:w="8640"/>
+          </w:tcPr>
+          <w:p>
+            <w:r>
+              <w:t>This SOP sets out how «Hospital Name» registers and admits every patient -- including an unidentified patient -- through a consistent, documented process, so every patient is uniquely and correctly identified, a non-emergency admission is accepted only when the organisation can actually provide the needed service, and an emergency admission is never delayed for that decision.</w:t>
+            </w:r>
+          </w:p>
+        </w:tc>
+      </w:tr>
+    </w:tbl>
+    <w:p/>
+    <w:tbl>
+      <w:tblPr>
+        <w:tblStyle w:val="TableGrid"/>
+        <w:tblW w:type="auto" w:w="0"/>
+        <w:tblLook w:firstColumn="1" w:firstRow="1" w:lastColumn="0" w:lastRow="0" w:noHBand="0" w:noVBand="1" w:val="04A0"/>
+      </w:tblPr>
+      <w:tblGrid>
+        <w:gridCol w:w="8640"/>
+      </w:tblGrid>
+      <w:tr>
+        <w:tc>
+          <w:tcPr>
+            <w:tcW w:type="dxa" w:w="8640"/>
+          </w:tcPr>
+          <w:p>
+            <w:r>
+              <w:t>An unconscious patient with no ID is brought in by police at 2 a.m. This SOP is what gets them registered immediately under a temporary descriptive identifier and treated without delay -- not left waiting while someone tries to work out who they are first.</w:t>
+            </w:r>
+          </w:p>
+        </w:tc>
+      </w:tr>
+    </w:tbl>
+    <w:p/>
+    <w:tbl>
+      <w:tblPr>
+        <w:tblStyle w:val="TableGrid"/>
+        <w:tblW w:type="auto" w:w="0"/>
+        <w:tblLook w:firstColumn="1" w:firstRow="1" w:lastColumn="0" w:lastRow="0" w:noHBand="0" w:noVBand="1" w:val="04A0"/>
+      </w:tblPr>
+      <w:tblGrid>
+        <w:gridCol w:w="8640"/>
+      </w:tblGrid>
+      <w:tr>
+        <w:tc>
+          <w:tcPr>
+            <w:tcW w:type="dxa" w:w="8640"/>
+          </w:tcPr>
+          <w:p>
+            <w:r>
+              <w:t>We do this because two patients sharing one loosely-kept record is how the wrong result ends up in the wrong file, and a patient who cannot state their name must never be left unregistered and untreated while someone tries to identify them first.</w:t>
+            </w:r>
+          </w:p>
+        </w:tc>
+      </w:tr>
+    </w:tbl>
+    <w:p/>
     <w:p>
       <w:r>
-        <w:t>This SOP sets out how «Hospital Name» registers and admits every patient — including an unidentified patient — through a consistent, documented mechanism, so every patient is uniquely and correctly identified, a non-emergency admission is accepted only when the organisation can actually provide the needed service, and an emergency admission is never delayed for that decision.</w:t>
+        <w:t>To define how «Hospital Name» registers and admits every patient, including an unidentified patient, ensuring unique identification and that emergency care is never delayed for an acceptance decision.</w:t>
       </w:r>
     </w:p>
     <w:p>
@@ -221,7 +208,18 @@
     </w:p>
     <w:p>
       <w:r>
-        <w:t>This SOP applies to every registration and admission point — front office, OPD registration, emergency, day-care and in-patient admission desks — and to every patient presenting at «Hospital Name», identified or not.</w:t>
+        <w:rPr>
+          <w:i/>
+        </w:rPr>
+        <w:t xml:space="preserve">Why: </w:t>
+      </w:r>
+      <w:r>
+        <w:t>so every registration and admission point -- not just the front desk -- follows the same identification and acceptance rules.</w:t>
+      </w:r>
+    </w:p>
+    <w:p>
+      <w:r>
+        <w:t>Applies to every registration and admission point -- front office, OPD registration, emergency, day-care and in-patient admission desks -- and every patient presenting, identified or not.</w:t>
       </w:r>
     </w:p>
     <w:p>
@@ -235,12 +233,23 @@
     <w:p>
       <w:r>
         <w:rPr>
+          <w:i/>
+        </w:rPr>
+        <w:t xml:space="preserve">Why: </w:t>
+      </w:r>
+      <w:r>
+        <w:t>an unverified identity or a missed scope check at registration becomes a patient-safety problem later, not a paperwork one now.</w:t>
+      </w:r>
+    </w:p>
+    <w:p>
+      <w:r>
+        <w:rPr>
           <w:b/>
         </w:rPr>
         <w:t xml:space="preserve">Registration Staff: </w:t>
       </w:r>
       <w:r>
-        <w:t>verify patient identity using at least two identifiers, register every patient including unidentified ones, and check the scope-of-service register before accepting a non-emergency patient.</w:t>
+        <w:t>Verify patient identity using at least two identifiers, register every patient including unidentified ones, and check the scope-of-service register before accepting a non-emergency patient.</w:t>
       </w:r>
     </w:p>
     <w:p>
@@ -251,7 +260,7 @@
         <w:t xml:space="preserve">Treating Clinician: </w:t>
       </w:r>
       <w:r>
-        <w:t>authorises every admission, begins emergency treatment before any acceptance decision, and decides acceptance only after stabilisation.</w:t>
+        <w:t>Authorises every admission, begins emergency treatment before any acceptance decision, and decides acceptance only after stabilisation.</w:t>
       </w:r>
     </w:p>
     <w:p>
@@ -262,7 +271,7 @@
         <w:t xml:space="preserve">Medical Records: </w:t>
       </w:r>
       <w:r>
-        <w:t>maintains the unique-number master index, runs the periodic duplicate-number check, and reconciles a temporary unidentified-patient entry once identity is confirmed.</w:t>
+        <w:t>Maintains the unique-number master index, runs the periodic duplicate-number check, and reconciles a temporary unidentified-patient entry once identity is confirmed.</w:t>
       </w:r>
     </w:p>
     <w:p>
@@ -270,7 +279,7 @@
         <w:pStyle w:val="Heading1"/>
       </w:pPr>
       <w:r>
-        <w:t>4. Procedure</w:t>
+        <w:t>4. What to do</w:t>
       </w:r>
     </w:p>
     <w:p>
@@ -278,69 +287,38 @@
         <w:pStyle w:val="Heading2"/>
       </w:pPr>
       <w:r>
-        <w:t>4.1 Register the patient, including an unidentified patient</w:t>
+        <w:t>Register the patient, including an unidentified patient</w:t>
       </w:r>
     </w:p>
     <w:p>
       <w:r>
         <w:rPr>
-          <w:b/>
+          <w:i/>
         </w:rPr>
-        <w:t xml:space="preserve">Why this step matters: </w:t>
+        <w:t xml:space="preserve">Why: </w:t>
       </w:r>
       <w:r>
-        <w:t>Two patients sharing one loosely-kept record is how the wrong result ends up in the wrong file, and a patient who arrives unable to state their name cannot simply be left unregistered until someone identifies them — both failure modes are closed by this step.</w:t>
+        <w:t>Two patients sharing one loosely-kept record is how the wrong result ends up in the wrong file, and a patient who cannot state their name cannot simply be left unregistered until someone identifies them.</w:t>
       </w:r>
     </w:p>
     <w:p>
       <w:r>
-        <w:t>1. Identity is verified using a government photo ID where available, or at least two identifiers stated by the patient or an accompanying person (e.g. name and date of birth).</w:t>
+        <w:t>Identity is verified using a government photo ID where available, or at least two identifiers stated by the patient or an accompanying person (name and date of birth, for example).</w:t>
       </w:r>
     </w:p>
     <w:p>
       <w:r>
-        <w:t>2. For an unidentified patient (found unconscious, no ID, brought in by police or a bystander), registration proceeds using a temporary descriptive identifier (e.g. 'Unknown Male, approx. 40 yrs, brought by police') — registration is never withheld or delayed waiting for identity to be established.</w:t>
+        <w:t>For an unidentified patient -- found unconscious, no ID, brought in by police or a bystander -- registration proceeds using a temporary descriptive identifier (for example 'Unknown Male, approx. 40 yrs, brought by police'). Registration is never withheld or delayed waiting for identity to be established.</w:t>
       </w:r>
     </w:p>
     <w:p>
       <w:r>
-        <w:t>3. Once the patient's real identity becomes known, Medical Records updates the record and cross-references it to the unique number already issued, rather than issuing a second number.</w:t>
+        <w:t>Once the patient's real identity becomes known, Medical Records updates the record and cross-references it to the unique number already issued, rather than issuing a second number.</w:t>
       </w:r>
     </w:p>
     <w:p>
       <w:r>
-        <w:t>4. General consent for treatment is obtained at the point of entry, and its scope is explained to the patient or family before proceeding. (Record 1)</w:t>
-      </w:r>
-    </w:p>
-    <w:p>
-      <w:r>
-        <w:rPr>
-          <w:b/>
-          <w:i/>
-        </w:rPr>
-        <w:t xml:space="preserve">Technical source(s) for these steps: </w:t>
-      </w:r>
-    </w:p>
-    <w:p>
-      <w:pPr>
-        <w:pStyle w:val="ListParagraph"/>
-        <w:spacing w:after="240" w:before="80"/>
-        <w:contextualSpacing w:val="0"/>
-      </w:pPr>
-      <w:r>
-        <w:t xml:space="preserve">• The Joint Commission. (2025). </w:t>
-      </w:r>
-      <w:hyperlink r:id="rId9">
-        <w:r>
-          <w:rPr>
-            <w:color w:val="0563C1"/>
-            <w:u w:val="single"/>
-          </w:rPr>
-          <w:t>National Patient Safety Goals, Goal 1 (NPSG.01.01.01 — use at least two patient identifiers)</w:t>
-        </w:r>
-      </w:hyperlink>
-      <w:r>
-        <w:t>. Referenced as an external benchmark for patient-identification practice; SHCO accreditation does not itself require Joint Commission accreditation.</w:t>
+        <w:t>General consent for treatment is obtained at the point of entry, and its scope is explained to the patient or family before proceeding.</w:t>
       </w:r>
     </w:p>
     <w:p>
@@ -348,38 +326,38 @@
         <w:pStyle w:val="Heading2"/>
       </w:pPr>
       <w:r>
-        <w:t>4.2 Assign and protect the unique identification number</w:t>
+        <w:t>Assign and protect the unique identification number</w:t>
       </w:r>
     </w:p>
     <w:p>
       <w:r>
         <w:rPr>
-          <w:b/>
+          <w:i/>
         </w:rPr>
-        <w:t xml:space="preserve">Why this step matters: </w:t>
+        <w:t xml:space="preserve">Why: </w:t>
       </w:r>
       <w:r>
-        <w:t>A patient who already has a hospital record but is issued a second number on a later visit ends up with their history split across two files — exactly the kind of gap that produces a wrong-result or wrong-treatment error later.</w:t>
+        <w:t>A patient who already has a hospital record but is issued a second number on a later visit ends up with their history split across two files -- exactly the kind of gap that produces a wrong-result or wrong-treatment error later.</w:t>
       </w:r>
     </w:p>
     <w:p>
       <w:r>
-        <w:t>1. At the end of a patient's first-ever registration with the hospital, one unique identification number is generated.</w:t>
+        <w:t>At the end of a patient's first-ever registration, one unique identification number is generated.</w:t>
       </w:r>
     </w:p>
     <w:p>
       <w:r>
-        <w:t>2. Before issuing a new number, the master index is searched by name, date of birth and other identifiers to confirm the patient does not already have one.</w:t>
+        <w:t>Before issuing a new number, the master index is searched by name, date of birth and other identifiers to confirm the patient does not already have one.</w:t>
       </w:r>
     </w:p>
     <w:p>
       <w:r>
-        <w:t>3. A later visit may create an additional visit/encounter number, but it is linked to the existing unique number, never a replacement for it.</w:t>
+        <w:t>A later visit may create an additional visit/encounter number, but it is linked to the existing unique number, never a replacement for it.</w:t>
       </w:r>
     </w:p>
     <w:p>
       <w:r>
-        <w:t>4. Medical Records runs a duplicate-number check periodically and logs the result. (Record 2-3)</w:t>
+        <w:t>Medical Records runs a duplicate-number check periodically and logs the result.</w:t>
       </w:r>
     </w:p>
     <w:p>
@@ -387,28 +365,28 @@
         <w:pStyle w:val="Heading2"/>
       </w:pPr>
       <w:r>
-        <w:t>4.3 Confirm the service can be provided before accepting a non-emergency patient</w:t>
+        <w:t>Confirm the service can be provided before accepting a non-emergency patient</w:t>
       </w:r>
     </w:p>
     <w:p>
       <w:r>
         <w:rPr>
-          <w:b/>
+          <w:i/>
         </w:rPr>
-        <w:t xml:space="preserve">Why this step matters: </w:t>
+        <w:t xml:space="preserve">Why: </w:t>
       </w:r>
       <w:r>
-        <w:t>Accepting a non-emergency patient the organisation cannot actually treat just moves the problem downstream to a worse moment — checking capability at the door is what prevents that.</w:t>
+        <w:t>Accepting a non-emergency patient the organisation cannot actually treat just moves the problem downstream to a worse moment -- checking capability at the door is what prevents that.</w:t>
       </w:r>
     </w:p>
     <w:p>
       <w:r>
-        <w:t>1. Before accepting a non-emergency patient, registration staff check the current department scope-of-service register (AAC.1.c) to confirm the required service is available.</w:t>
+        <w:t>Before accepting a non-emergency patient, registration staff check the current department scope-of-service register to confirm the required service is available.</w:t>
       </w:r>
     </w:p>
     <w:p>
       <w:r>
-        <w:t>2. If the required service is not available, the patient is not accepted; the presentation, the reason, and the advice or referral given are logged. (Record 4)</w:t>
+        <w:t>If the required service is not available, the patient is not accepted; the presentation, the reason, and the advice or referral given are logged.</w:t>
       </w:r>
     </w:p>
     <w:p>
@@ -416,28 +394,28 @@
         <w:pStyle w:val="Heading2"/>
       </w:pPr>
       <w:r>
-        <w:t>4.4 Never delay emergency care for the acceptance decision</w:t>
+        <w:t>Never delay emergency care for the acceptance decision</w:t>
       </w:r>
     </w:p>
     <w:p>
       <w:r>
         <w:rPr>
-          <w:b/>
+          <w:i/>
         </w:rPr>
-        <w:t xml:space="preserve">Why this step matters: </w:t>
+        <w:t xml:space="preserve">Why: </w:t>
       </w:r>
       <w:r>
-        <w:t>Checking whether the hospital 'can accept' an emergency patient before starting treatment gets the sequence backwards — stabilise first, decide after, every time.</w:t>
+        <w:t>Checking whether the hospital 'can accept' an emergency patient before starting treatment gets the sequence backwards -- stabilise first, decide after, every time.</w:t>
       </w:r>
     </w:p>
     <w:p>
       <w:r>
-        <w:t>1. For an emergency presentation, life-saving treatment begins immediately; the acceptance decision is made only after the patient is stabilised, never before.</w:t>
+        <w:t>For an emergency presentation, life-saving treatment begins immediately; the acceptance decision is made only after the patient is stabilised, never before.</w:t>
       </w:r>
     </w:p>
     <w:p>
       <w:r>
-        <w:t>2. If, after stabilisation, the hospital cannot continue care, the patient is transferred per the Transfer-In, Transfer-Out and Referral SOP (AAC.2.f). (Record 1)</w:t>
+        <w:t>If, after stabilisation, the hospital cannot continue care, the patient is transferred per the hospital's transfer and referral procedure.</w:t>
       </w:r>
     </w:p>
     <w:p>
@@ -458,7 +436,7 @@
         <w:pStyle w:val="Heading1"/>
       </w:pPr>
       <w:r>
-        <w:t>6. Related Documents</w:t>
+        <w:t>6. Related SOPs</w:t>
       </w:r>
     </w:p>
     <w:p>
@@ -466,7 +444,7 @@
         <w:pStyle w:val="ListParagraph"/>
       </w:pPr>
       <w:r>
-        <w:t>Policy on Access, Registration, Admission and Continuity of Care (AAC.2) — this SOP operationalises step 5.1</w:t>
+        <w:t>Policy on Access, Registration, Admission and Continuity of Care (AAC.2)</w:t>
       </w:r>
     </w:p>
     <w:p>
@@ -474,7 +452,7 @@
         <w:pStyle w:val="ListParagraph"/>
       </w:pPr>
       <w:r>
-        <w:t>Required Records — AAC.1.c, Service Scope Register (see AAC.1 Records folder)</w:t>
+        <w:t>SOP — Definition of Scope of Healthcare Services per Department (AAC.1.c)</w:t>
       </w:r>
     </w:p>
     <w:p>
@@ -487,10 +465,20 @@
     </w:p>
     <w:p>
       <w:pPr>
-        <w:pStyle w:val="ListParagraph"/>
+        <w:pStyle w:val="Heading1"/>
       </w:pPr>
       <w:r>
-        <w:t>Required Records — AAC.2.a (see AAC.2 Records folder)</w:t>
+        <w:t>7. Review</w:t>
+      </w:r>
+    </w:p>
+    <w:p>
+      <w:r>
+        <w:t>This SOP is reviewed at least annually by the Quality Coordinator together with the Medical Superintendent, and sooner if a registration error, duplicate-number case, or non-acceptance complaint recurs.</w:t>
+      </w:r>
+    </w:p>
+    <w:p>
+      <w:r>
+        <w:br w:type="page"/>
       </w:r>
     </w:p>
     <w:p>
@@ -498,17 +486,126 @@
         <w:pStyle w:val="Heading1"/>
       </w:pPr>
       <w:r>
-        <w:t>7. Where This SOP's Requirements Come From (Verified Sources)</w:t>
+        <w:t>Appendix — NABH Standard Cross-Reference and Evidence Basis</w:t>
+      </w:r>
+    </w:p>
+    <w:p>
+      <w:r>
+        <w:t>For the Quality Coordinator and NABH assessment use only. The reasoning and real-world triggers for each requirement are already in the body above -- this appendix adds only what the body deliberately leaves out: the exact objective-element code, how this SOP's scope is kept separate from neighbouring standards, and the verified technical source for anything cited.</w:t>
+      </w:r>
+    </w:p>
+    <w:p>
+      <w:pPr>
+        <w:pStyle w:val="Heading2"/>
+      </w:pPr>
+      <w:r>
+        <w:t>Register the patient, including an unidentified patient — AAC.2.a</w:t>
+      </w:r>
+    </w:p>
+    <w:p>
+      <w:r>
+        <w:rPr>
+          <w:i/>
+        </w:rPr>
+        <w:t>Verified source(s):</w:t>
       </w:r>
     </w:p>
     <w:p>
       <w:pPr>
         <w:pStyle w:val="ListParagraph"/>
-        <w:spacing w:after="240" w:before="80"/>
-        <w:contextualSpacing w:val="0"/>
       </w:pPr>
       <w:r>
-        <w:t xml:space="preserve">• National Accreditation Board for Hospitals and Healthcare Providers. (2022). Standards for Small Healthcare Organisations (3rd ed.). </w:t>
+        <w:t xml:space="preserve">• </w:t>
+      </w:r>
+      <w:r>
+        <w:t xml:space="preserve">The Joint Commission. (2025). </w:t>
+      </w:r>
+      <w:hyperlink r:id="rId9">
+        <w:r>
+          <w:rPr>
+            <w:color w:val="0563C1"/>
+            <w:u w:val="single"/>
+          </w:rPr>
+          <w:t>National Patient Safety Goals, Goal 1 — use at least two patient identifiers (NPSG.01.01.01)</w:t>
+        </w:r>
+      </w:hyperlink>
+      <w:r>
+        <w:t>. Referenced as an external benchmark for patient-identification practice; SHCO accreditation does not itself require Joint Commission accreditation.</w:t>
+      </w:r>
+    </w:p>
+    <w:p>
+      <w:pPr>
+        <w:pStyle w:val="Heading2"/>
+      </w:pPr>
+      <w:r>
+        <w:t>Assign and protect the unique identification number — AAC.2.a</w:t>
+      </w:r>
+    </w:p>
+    <w:p>
+      <w:pPr>
+        <w:pStyle w:val="Heading2"/>
+      </w:pPr>
+      <w:r>
+        <w:t>Confirm the service can be provided before accepting a non-emergency patient — AAC.2.a</w:t>
+      </w:r>
+    </w:p>
+    <w:p>
+      <w:r>
+        <w:rPr>
+          <w:i/>
+        </w:rPr>
+        <w:t>Boundary with other standards:</w:t>
+      </w:r>
+    </w:p>
+    <w:p>
+      <w:pPr>
+        <w:pStyle w:val="ListParagraph"/>
+      </w:pPr>
+      <w:r>
+        <w:t>• The scope-of-service register checked here is maintained under AAC.1.c; this step covers the registration-desk check, not how the register itself is built or approved.</w:t>
+      </w:r>
+    </w:p>
+    <w:p>
+      <w:pPr>
+        <w:pStyle w:val="Heading2"/>
+      </w:pPr>
+      <w:r>
+        <w:t>Never delay emergency care for the acceptance decision — AAC.2.a</w:t>
+      </w:r>
+    </w:p>
+    <w:p>
+      <w:r>
+        <w:rPr>
+          <w:i/>
+        </w:rPr>
+        <w:t>Boundary with other standards:</w:t>
+      </w:r>
+    </w:p>
+    <w:p>
+      <w:pPr>
+        <w:pStyle w:val="ListParagraph"/>
+      </w:pPr>
+      <w:r>
+        <w:t>• A transfer arising from this step follows the Transfer-In, Transfer-Out and Referral SOP (AAC.2.f).</w:t>
+      </w:r>
+    </w:p>
+    <w:p>
+      <w:pPr>
+        <w:pStyle w:val="Heading2"/>
+      </w:pPr>
+      <w:r>
+        <w:t>Full reference list</w:t>
+      </w:r>
+    </w:p>
+    <w:p>
+      <w:pPr>
+        <w:pStyle w:val="ListParagraph"/>
+      </w:pPr>
+      <w:r>
+        <w:t xml:space="preserve">• </w:t>
+      </w:r>
+      <w:r>
+        <w:t xml:space="preserve">National Accreditation Board for Hospitals and Healthcare Providers. (2022). Standards for Small Healthcare Organisations (3rd ed.). </w:t>
       </w:r>
       <w:hyperlink r:id="rId10">
         <w:r>
@@ -525,15 +622,25 @@
     </w:p>
     <w:p>
       <w:pPr>
-        <w:pStyle w:val="Heading1"/>
+        <w:pStyle w:val="ListParagraph"/>
       </w:pPr>
       <w:r>
-        <w:t>8. Review</w:t>
+        <w:t xml:space="preserve">• </w:t>
       </w:r>
-    </w:p>
-    <w:p>
       <w:r>
-        <w:t>This SOP is reviewed at least annually by the Quality Coordinator together with the Medical Superintendent, and sooner if a registration error, duplicate-number case, or non-acceptance complaint recurs.</w:t>
+        <w:t xml:space="preserve">The Joint Commission. (2025). </w:t>
+      </w:r>
+      <w:hyperlink r:id="rId9">
+        <w:r>
+          <w:rPr>
+            <w:color w:val="0563C1"/>
+            <w:u w:val="single"/>
+          </w:rPr>
+          <w:t>National Patient Safety Goals, Goal 1 — use at least two patient identifiers (NPSG.01.01.01)</w:t>
+        </w:r>
+      </w:hyperlink>
+      <w:r>
+        <w:t>. Referenced as an external benchmark for patient-identification practice; SHCO accreditation does not itself require Joint Commission accreditation.</w:t>
       </w:r>
     </w:p>
     <w:sectPr>

--- a/policies/build/sop_record_masters/AAC/SOP_AAC.2.a_registration_admission.docx
+++ b/policies/build/sop_record_masters/AAC/SOP_AAC.2.a_registration_admission.docx
@@ -208,12 +208,6 @@
     </w:p>
     <w:p>
       <w:r>
-        <w:rPr>
-          <w:i/>
-        </w:rPr>
-        <w:t xml:space="preserve">Why: </w:t>
-      </w:r>
-      <w:r>
         <w:t>so every registration and admission point -- not just the front desk -- follows the same identification and acceptance rules.</w:t>
       </w:r>
     </w:p>
@@ -231,12 +225,6 @@
       </w:r>
     </w:p>
     <w:p>
-      <w:r>
-        <w:rPr>
-          <w:i/>
-        </w:rPr>
-        <w:t xml:space="preserve">Why: </w:t>
-      </w:r>
       <w:r>
         <w:t>an unverified identity or a missed scope check at registration becomes a patient-safety problem later, not a paperwork one now.</w:t>
       </w:r>
@@ -292,12 +280,6 @@
     </w:p>
     <w:p>
       <w:r>
-        <w:rPr>
-          <w:i/>
-        </w:rPr>
-        <w:t xml:space="preserve">Why: </w:t>
-      </w:r>
-      <w:r>
         <w:t>Two patients sharing one loosely-kept record is how the wrong result ends up in the wrong file, and a patient who cannot state their name cannot simply be left unregistered until someone identifies them.</w:t>
       </w:r>
     </w:p>
@@ -330,12 +312,6 @@
       </w:r>
     </w:p>
     <w:p>
-      <w:r>
-        <w:rPr>
-          <w:i/>
-        </w:rPr>
-        <w:t xml:space="preserve">Why: </w:t>
-      </w:r>
       <w:r>
         <w:t>A patient who already has a hospital record but is issued a second number on a later visit ends up with their history split across two files -- exactly the kind of gap that produces a wrong-result or wrong-treatment error later.</w:t>
       </w:r>
@@ -370,12 +346,6 @@
     </w:p>
     <w:p>
       <w:r>
-        <w:rPr>
-          <w:i/>
-        </w:rPr>
-        <w:t xml:space="preserve">Why: </w:t>
-      </w:r>
-      <w:r>
         <w:t>Accepting a non-emergency patient the organisation cannot actually treat just moves the problem downstream to a worse moment -- checking capability at the door is what prevents that.</w:t>
       </w:r>
     </w:p>
@@ -398,12 +368,6 @@
       </w:r>
     </w:p>
     <w:p>
-      <w:r>
-        <w:rPr>
-          <w:i/>
-        </w:rPr>
-        <w:t xml:space="preserve">Why: </w:t>
-      </w:r>
       <w:r>
         <w:t>Checking whether the hospital 'can accept' an emergency patient before starting treatment gets the sequence backwards -- stabilise first, decide after, every time.</w:t>
       </w:r>
